--- a/hr/마인드_보상휴가제_서면합의서.docx
+++ b/hr/마인드_보상휴가제_서면합의서.docx
@@ -1158,6 +1158,107 @@
           <w:szCs w:val="20"/>
         </w:rPr>
         <w:t xml:space="preserve">③ 이 합의서가 해지되는 경우 그때까지 발생한 보상휴가는 제4조의 기간까지 사용할 수 있으며, 그 이후의 근로에 대하여는 임금으로 지급한다.</w:t>
+      </w:r>
+    </w:p>
+    <w:p>
+      <w:pPr>
+        <w:keepNext/>
+        <w:pBdr>
+          <w:bottom w:val="single" w:color="14161B" w:sz="8" w:space="7"/>
+        </w:pBdr>
+        <w:spacing w:after="130" w:before="340"/>
+      </w:pPr>
+      <w:r>
+        <w:rPr>
+          <w:rFonts w:ascii="맑은 고딕" w:cs="맑은 고딕" w:eastAsia="맑은 고딕" w:hAnsi="맑은 고딕"/>
+          <w:b/>
+          <w:bCs/>
+          <w:i w:val="false"/>
+          <w:iCs w:val="false"/>
+          <w:color w:val="14161B"/>
+          <w:sz w:val="22"/>
+          <w:szCs w:val="22"/>
+        </w:rPr>
+        <w:t xml:space="preserve">제10조 (시행일 이전 발생분의 처리)</w:t>
+      </w:r>
+    </w:p>
+    <w:p>
+      <w:pPr>
+        <w:spacing w:after="70" w:line="288"/>
+        <w:ind w:left="200" w:hanging="200"/>
+      </w:pPr>
+      <w:r>
+        <w:rPr>
+          <w:rFonts w:ascii="맑은 고딕" w:cs="맑은 고딕" w:eastAsia="맑은 고딕" w:hAnsi="맑은 고딕"/>
+          <w:b w:val="false"/>
+          <w:bCs w:val="false"/>
+          <w:i w:val="false"/>
+          <w:iCs w:val="false"/>
+          <w:color w:val="14161B"/>
+          <w:sz w:val="20"/>
+          <w:szCs w:val="20"/>
+        </w:rPr>
+        <w:t xml:space="preserve">① 이 합의서의 시행일 이전에 발생한 연장근로 및 야간근로에 대하여는, 회사가 시업시각을 늦추는 방법으로 이에 상응하는 휴식을 이미 부여하였고 사원이 이를 수령하였음을 노사가 확인한다.</w:t>
+      </w:r>
+    </w:p>
+    <w:p>
+      <w:pPr>
+        <w:spacing w:after="70" w:line="288"/>
+        <w:ind w:left="200" w:hanging="200"/>
+      </w:pPr>
+      <w:r>
+        <w:rPr>
+          <w:rFonts w:ascii="맑은 고딕" w:cs="맑은 고딕" w:eastAsia="맑은 고딕" w:hAnsi="맑은 고딕"/>
+          <w:b w:val="false"/>
+          <w:bCs w:val="false"/>
+          <w:i w:val="false"/>
+          <w:iCs w:val="false"/>
+          <w:color w:val="14161B"/>
+          <w:sz w:val="20"/>
+          <w:szCs w:val="20"/>
+        </w:rPr>
+        <w:t xml:space="preserve">② 제1항에 따라 정산이 완료된 근로에 대하여 사원은 별도의 가산임금을 청구하지 아니하며, 회사는 이 조항을 이유로 사원에게 불리한 처우를 하지 아니한다.</w:t>
+      </w:r>
+    </w:p>
+    <w:p>
+      <w:pPr>
+        <w:spacing w:after="70" w:line="288"/>
+        <w:ind w:left="200" w:hanging="200"/>
+      </w:pPr>
+      <w:r>
+        <w:rPr>
+          <w:rFonts w:ascii="맑은 고딕" w:cs="맑은 고딕" w:eastAsia="맑은 고딕" w:hAnsi="맑은 고딕"/>
+          <w:b w:val="false"/>
+          <w:bCs w:val="false"/>
+          <w:i w:val="false"/>
+          <w:iCs w:val="false"/>
+          <w:color w:val="14161B"/>
+          <w:sz w:val="20"/>
+          <w:szCs w:val="20"/>
+        </w:rPr>
+        <w:t xml:space="preserve">③ 제1항은 2026년 9월 30일까지 발생한 근로에 한정하여 적용한다. 그 이후의 근로에 대하여는 제3조부터 제7조까지에 따른다.</w:t>
+      </w:r>
+    </w:p>
+    <w:p>
+      <w:pPr>
+        <w:pBdr>
+          <w:left w:val="single" w:color="D4D6DB" w:sz="6" w:space="10"/>
+        </w:pBdr>
+        <w:spacing w:after="0" w:before="150"/>
+        <w:ind w:left="200"/>
+      </w:pPr>
+      <w:r>
+        <w:rPr>
+          <w:rFonts w:ascii="맑은 고딕" w:cs="맑은 고딕" w:eastAsia="맑은 고딕" w:hAnsi="맑은 고딕"/>
+          <w:b w:val="false"/>
+          <w:bCs w:val="false"/>
+          <w:i w:val="false"/>
+          <w:iCs w:val="false"/>
+          <w:color w:val="6B7280"/>
+          <w:sz w:val="19"/>
+          <w:szCs w:val="19"/>
+        </w:rPr>
+        <w:t xml:space="preserve">보상휴가제는 서면합의를 요건으로 하므로, 합의 이전에 발생한 연장근로는 원칙적으로 수당 지급 대상이다. 마인드는 그동안 늦은 출근으로 이를 조정해 왔으므로, 그 사실을 이 조항으로 확인하여 정산을 종결한다. 이 확인이 없으면 시행 전 발생분이 미지급 임금으로 남는다. 사원이 정산 사실을 인정하지 아니하는 경우에는 이 조를 삭제하고 해당 시간을 계산하여 수당으로 지급한다.</w:t>
       </w:r>
     </w:p>
     <w:p>
